--- a/public/templates/drug-loft/tender/GENERAL REQUIREMENT AND AFTER SALES SERVICE FACILITIES AND TRAINING.docx
+++ b/public/templates/drug-loft/tender/GENERAL REQUIREMENT AND AFTER SALES SERVICE FACILITIES AND TRAINING.docx
@@ -58,7 +58,7 @@
           <w:sz w:val="24"/>
           <w:szCs w:val="24"/>
         </w:rPr>
-        <w:t>24</w:t>
+        <w:t>{{dateDay}}</w:t>
       </w:r>
       <w:r>
         <w:rPr>
@@ -67,7 +67,7 @@
           <w:szCs w:val="24"/>
           <w:vertAlign w:val="superscript"/>
         </w:rPr>
-        <w:t>th</w:t>
+        <w:t>{{daySuffix}}</w:t>
       </w:r>
       <w:r>
         <w:rPr>
@@ -83,7 +83,7 @@
           <w:sz w:val="24"/>
           <w:szCs w:val="24"/>
         </w:rPr>
-        <w:t>November</w:t>
+        <w:t>{{dateMonth}}</w:t>
       </w:r>
       <w:r>
         <w:rPr>
@@ -91,7 +91,7 @@
           <w:sz w:val="24"/>
           <w:szCs w:val="24"/>
         </w:rPr>
-        <w:t xml:space="preserve"> 2022</w:t>
+        <w:t xml:space="preserve"> {{dateYear}}</w:t>
       </w:r>
       <w:r>
         <w:rPr>
